--- a/Problem5_Early_Payment_Default_Detection/reports/validation_deployment/Early_Default_Validation_Deployment_Report.docx
+++ b/Problem5_Early_Payment_Default_Detection/reports/validation_deployment/Early_Default_Validation_Deployment_Report.docx
@@ -13,6 +13,12 @@
     <w:p>
       <w:r>
         <w:t>Phase 2, Problem 5: Early Payment Default Detection -- Validation &amp; Deployment Report</w:t>
+      </w:r>
+    </w:p>
+    <w:p>
+      <w:pPr/>
+      <w:r>
+        <w:t>Project Portfolio Prepared By Nandagopal R</w:t>
       </w:r>
     </w:p>
     <w:p>
